--- a/AZODO_EMEKA_Cover_Letter_Senior_Machinery_Engineer_Seplat.docx
+++ b/AZODO_EMEKA_Cover_Letter_Senior_Machinery_Engineer_Seplat.docx
@@ -169,7 +169,7 @@
           <w:color w:val="1A1A1A"/>
           <w:sz w:val="18"/>
         </w:rPr>
-        <w:t>I am applying for the Senior Machinery Engineer position (Requisition 762). I am a mechanical engineer with 12 years in turbomachinery and rotating/packaged equipment reliability, an ASQ Certified Reliability Engineer and a member of several engineering bodies. I am currently the Machinery Engineer for the Oso Gas Hub, the largest offshore gas processing facility in Seplat's JV portfolio, and this role is a natural extension of the discipline ownership I already exercise across these assets.</w:t>
+        <w:t>I am applying for the Senior Machinery Engineer position (Requisition 762). I am a mechanical engineer with 12 years in turbomachinery and rotating/packaged equipment reliability, an ASQ Certified Reliability Engineer and a member of several engineering bodies. I am currently the Machinery Engineer for the Oso Gas Hub, the key enabler of Seplat's 120 → 240 MMSCFD sales gas ambition, and this role is a natural extension of the discipline ownership I already exercise across these assets.</w:t>
       </w:r>
     </w:p>
     <w:p>
